--- a/OnePage_Reflection.docx
+++ b/OnePage_Reflection.docx
@@ -48,7 +48,7 @@
         </w:rPr>
         <w:t>Đề tài 01: Study Planner | Môn: Lập trình Mobile (TH7011101 - 23DTH1) | GV: Thầy Nguyễn Xuân Vinh</w:t>
         <w:br/>
-        <w:t>Sinh viên: Trần Bảo Trâm (TV1) — Nguyễn Thị Hương Giang (MSSV: 1923051154 - TV2)</w:t>
+        <w:t>Sinh viên: Trần Bảo Trâm (MSSV: 1923050181 - TV1) — Nguyễn Thị Hương Giang (MSSV: 1923051154 - TV2)</w:t>
       </w:r>
     </w:p>
     <w:p>
